--- a/fixtures/TY-02/good.docx
+++ b/fixtures/TY-02/good.docx
@@ -4,22 +4,27 @@
   <w:body>
     <w:p>
       <w:r>
-        <w:t xml:space="preserve">Первый абзац основного текста, в нём описывается тема проекта.</w:t>
+        <w:t xml:space="preserve">Введение</w:t>
       </w:r>
     </w:p>
     <w:p>
       <w:r>
-        <w:t xml:space="preserve">Второй абзац продолжает мысль и приводит пример из практики.</w:t>
+        <w:t xml:space="preserve">Файл формата .docx открывает и Word, и программа на Node.js.</w:t>
       </w:r>
     </w:p>
     <w:p>
       <w:r>
-        <w:t xml:space="preserve">Третий абзац подводит промежуточный итог рассуждения.</w:t>
+        <w:t xml:space="preserve">Абзац в файле — это элемент w:p, а прогон текста — w:r; встреча в 10:30.</w:t>
       </w:r>
     </w:p>
     <w:p>
       <w:r>
-        <w:t xml:space="preserve">Четвёртый абзац завершает раздел и связывает его со следующим.</w:t>
+        <w:t xml:space="preserve">Литература</w:t>
+      </w:r>
+    </w:p>
+    <w:p>
+      <w:r>
+        <w:t xml:space="preserve">1. Мильчин А. Э. Справочник издателя и автора. — Москва : Наука, 2014.</w:t>
       </w:r>
     </w:p>
     <w:sectPr>

--- a/fixtures/TY-02/good.docx
+++ b/fixtures/TY-02/good.docx
@@ -29,7 +29,7 @@
     </w:p>
     <w:sectPr>
       <w:pgSz w:w="11906" w:h="16838"/>
-      <w:pgMar w:top="1134" w:right="851" w:bottom="1134" w:left="1701" w:header="708" w:footer="708" w:gutter="0"/>
+      <w:pgMar w:top="1134" w:right="567" w:bottom="1134" w:left="1701" w:header="708" w:footer="708" w:gutter="0"/>
     </w:sectPr>
   </w:body>
 </w:document>
@@ -48,7 +48,7 @@
     <w:pPrDefault>
       <w:pPr>
         <w:spacing w:before="0" w:after="0" w:line="360" w:lineRule="auto"/>
-        <w:ind w:firstLine="709"/>
+        <w:ind w:firstLine="850"/>
         <w:jc w:val="both"/>
       </w:pPr>
     </w:pPrDefault>
